--- a/sessoes/sessao-04/SA_SIADAP2_Dirigente_2026.docx
+++ b/sessoes/sessao-04/SA_SIADAP2_Dirigente_2026.docx
@@ -12,37 +12,144 @@
     </w:p>
     <w:p>
       <w:r>
-        <w:t>Objetivos fixados ao dirigente para o ciclo. O cumprimento apura-se com as notas de atividade e com os dados de execução.</w:t>
+        <w:t>Carta de objetivos fixada ao dirigente para o ciclo 2025/2026, no âmbito do SIADAP 2. A avaliação assenta em dois parâmetros — Objetivos (ponderação 75%) e Competências (ponderação 25%). Os objetivos do dirigente decorrem, em cascata, dos objetivos do serviço fixados no QUAR (SIADAP 1): cada objetivo abaixo identifica o objetivo do QUAR para que contribui.</w:t>
+      </w:r>
+    </w:p>
+    <w:p>
+      <w:r>
+        <w:rPr>
+          <w:b/>
+        </w:rPr>
+        <w:t xml:space="preserve">Nota sobre a ligação ao QUAR. </w:t>
+      </w:r>
+      <w:r>
+        <w:t>No SIADAP, os objetivos do dirigente não são autónomos — traduzem, ao nível da responsabilidade individual do diretor, os compromissos assumidos pelo serviço no QUAR. A coluna «Contributo para o QUAR» torna essa cascata explícita.</w:t>
+      </w:r>
+    </w:p>
+    <w:p>
+      <w:pPr>
+        <w:pStyle w:val="Heading1"/>
+      </w:pPr>
+      <w:r>
+        <w:t>Parâmetro 1 — Objetivos (ponderação 75%)</w:t>
       </w:r>
     </w:p>
     <w:tbl>
       <w:tblPr>
-        <w:tblStyle w:val="LightGrid-Accent1"/>
+        <w:tblStyle w:val="TableGrid"/>
         <w:tblW w:type="auto" w:w="0"/>
         <w:tblLook w:firstColumn="1" w:firstRow="1" w:lastColumn="0" w:lastRow="0" w:noHBand="0" w:noVBand="1" w:val="04A0"/>
       </w:tblPr>
       <w:tblGrid>
-        <w:gridCol w:w="4320"/>
-        <w:gridCol w:w="4320"/>
+        <w:gridCol w:w="1728"/>
+        <w:gridCol w:w="1728"/>
+        <w:gridCol w:w="1728"/>
+        <w:gridCol w:w="1728"/>
+        <w:gridCol w:w="1728"/>
       </w:tblGrid>
       <w:tr>
         <w:tc>
           <w:tcPr>
-            <w:tcW w:type="dxa" w:w="4320"/>
+            <w:tcW w:type="dxa" w:w="1728"/>
+            <w:shd w:val="clear" w:color="auto" w:fill="1F4E79"/>
           </w:tcPr>
           <w:p>
+            <w:pPr>
+              <w:spacing w:after="20" w:before="20"/>
+            </w:pPr>
+            <w:r/>
             <w:r>
-              <w:t>Objetivo</w:t>
+              <w:rPr>
+                <w:b/>
+                <w:i w:val="0"/>
+                <w:color w:val="FFFFFF"/>
+                <w:sz w:val="17"/>
+              </w:rPr>
+              <w:t>Objetivo do dirigente</w:t>
             </w:r>
           </w:p>
         </w:tc>
         <w:tc>
           <w:tcPr>
-            <w:tcW w:type="dxa" w:w="4320"/>
+            <w:tcW w:type="dxa" w:w="1728"/>
+            <w:shd w:val="clear" w:color="auto" w:fill="1F4E79"/>
           </w:tcPr>
           <w:p>
+            <w:pPr>
+              <w:spacing w:after="20" w:before="20"/>
+            </w:pPr>
+            <w:r/>
             <w:r>
+              <w:rPr>
+                <w:b/>
+                <w:i w:val="0"/>
+                <w:color w:val="FFFFFF"/>
+                <w:sz w:val="17"/>
+              </w:rPr>
               <w:t>Indicador / meta</w:t>
+            </w:r>
+          </w:p>
+        </w:tc>
+        <w:tc>
+          <w:tcPr>
+            <w:tcW w:type="dxa" w:w="1728"/>
+            <w:shd w:val="clear" w:color="auto" w:fill="1F4E79"/>
+          </w:tcPr>
+          <w:p>
+            <w:pPr>
+              <w:spacing w:after="20" w:before="20"/>
+            </w:pPr>
+            <w:r/>
+            <w:r>
+              <w:rPr>
+                <w:b/>
+                <w:i w:val="0"/>
+                <w:color w:val="FFFFFF"/>
+                <w:sz w:val="17"/>
+              </w:rPr>
+              <w:t>Peso</w:t>
+            </w:r>
+          </w:p>
+        </w:tc>
+        <w:tc>
+          <w:tcPr>
+            <w:tcW w:type="dxa" w:w="1728"/>
+            <w:shd w:val="clear" w:color="auto" w:fill="1F4E79"/>
+          </w:tcPr>
+          <w:p>
+            <w:pPr>
+              <w:spacing w:after="20" w:before="20"/>
+            </w:pPr>
+            <w:r/>
+            <w:r>
+              <w:rPr>
+                <w:b/>
+                <w:i w:val="0"/>
+                <w:color w:val="FFFFFF"/>
+                <w:sz w:val="17"/>
+              </w:rPr>
+              <w:t>Contributo para o QUAR (SIADAP 1)</w:t>
+            </w:r>
+          </w:p>
+        </w:tc>
+        <w:tc>
+          <w:tcPr>
+            <w:tcW w:type="dxa" w:w="1728"/>
+            <w:shd w:val="clear" w:color="auto" w:fill="1F4E79"/>
+          </w:tcPr>
+          <w:p>
+            <w:pPr>
+              <w:spacing w:after="20" w:before="20"/>
+            </w:pPr>
+            <w:r/>
+            <w:r>
+              <w:rPr>
+                <w:b/>
+                <w:i w:val="0"/>
+                <w:color w:val="FFFFFF"/>
+                <w:sz w:val="17"/>
+              </w:rPr>
+              <w:t>Fonte de verificação</w:t>
             </w:r>
           </w:p>
         </w:tc>
@@ -50,21 +157,96 @@
       <w:tr>
         <w:tc>
           <w:tcPr>
-            <w:tcW w:type="dxa" w:w="4320"/>
+            <w:tcW w:type="dxa" w:w="1728"/>
           </w:tcPr>
           <w:p>
+            <w:pPr>
+              <w:spacing w:after="20" w:before="20"/>
+            </w:pPr>
+            <w:r/>
             <w:r>
-              <w:t>Implementar o portal de requerimentos online</w:t>
+              <w:rPr>
+                <w:b w:val="0"/>
+                <w:i w:val="0"/>
+                <w:sz w:val="17"/>
+              </w:rPr>
+              <w:t>OD 1. Implementar o portal de requerimentos online</w:t>
             </w:r>
           </w:p>
         </w:tc>
         <w:tc>
           <w:tcPr>
-            <w:tcW w:type="dxa" w:w="4320"/>
+            <w:tcW w:type="dxa" w:w="1728"/>
           </w:tcPr>
           <w:p>
+            <w:pPr>
+              <w:spacing w:after="20" w:before="20"/>
+            </w:pPr>
+            <w:r/>
             <w:r>
-              <w:t>Portal em produção até março de 2026</w:t>
+              <w:rPr>
+                <w:b w:val="0"/>
+                <w:i w:val="0"/>
+                <w:sz w:val="17"/>
+              </w:rPr>
+              <w:t>Portal em produção até março de 2026 e % de atendimentos por canais digitais ≥ 60% no ano</w:t>
+            </w:r>
+          </w:p>
+        </w:tc>
+        <w:tc>
+          <w:tcPr>
+            <w:tcW w:type="dxa" w:w="1728"/>
+          </w:tcPr>
+          <w:p>
+            <w:pPr>
+              <w:spacing w:after="20" w:before="20"/>
+            </w:pPr>
+            <w:r/>
+            <w:r>
+              <w:rPr>
+                <w:b w:val="0"/>
+                <w:i w:val="0"/>
+                <w:sz w:val="17"/>
+              </w:rPr>
+              <w:t>25%</w:t>
+            </w:r>
+          </w:p>
+        </w:tc>
+        <w:tc>
+          <w:tcPr>
+            <w:tcW w:type="dxa" w:w="1728"/>
+          </w:tcPr>
+          <w:p>
+            <w:pPr>
+              <w:spacing w:after="20" w:before="20"/>
+            </w:pPr>
+            <w:r/>
+            <w:r>
+              <w:rPr>
+                <w:b w:val="0"/>
+                <w:i w:val="0"/>
+                <w:sz w:val="17"/>
+              </w:rPr>
+              <w:t>→ Qualidade, OOp 6 (promover os canais digitais)</w:t>
+            </w:r>
+          </w:p>
+        </w:tc>
+        <w:tc>
+          <w:tcPr>
+            <w:tcW w:type="dxa" w:w="1728"/>
+          </w:tcPr>
+          <w:p>
+            <w:pPr>
+              <w:spacing w:after="20" w:before="20"/>
+            </w:pPr>
+            <w:r/>
+            <w:r>
+              <w:rPr>
+                <w:b w:val="0"/>
+                <w:i w:val="0"/>
+                <w:sz w:val="17"/>
+              </w:rPr>
+              <w:t>Notas de atividade + Ficheiro de Atendimentos</w:t>
             </w:r>
           </w:p>
         </w:tc>
@@ -72,21 +254,96 @@
       <w:tr>
         <w:tc>
           <w:tcPr>
-            <w:tcW w:type="dxa" w:w="4320"/>
+            <w:tcW w:type="dxa" w:w="1728"/>
           </w:tcPr>
           <w:p>
+            <w:pPr>
+              <w:spacing w:after="20" w:before="20"/>
+            </w:pPr>
+            <w:r/>
             <w:r>
-              <w:t>Concluir a digitalização do arquivo corrente</w:t>
+              <w:rPr>
+                <w:b w:val="0"/>
+                <w:i w:val="0"/>
+                <w:sz w:val="17"/>
+              </w:rPr>
+              <w:t>OD 2. Melhorar o prazo de resposta do serviço</w:t>
             </w:r>
           </w:p>
         </w:tc>
         <w:tc>
           <w:tcPr>
-            <w:tcW w:type="dxa" w:w="4320"/>
+            <w:tcW w:type="dxa" w:w="1728"/>
           </w:tcPr>
           <w:p>
+            <w:pPr>
+              <w:spacing w:after="20" w:before="20"/>
+            </w:pPr>
+            <w:r/>
             <w:r>
-              <w:t>100% do arquivo corrente digitalizado no ano</w:t>
+              <w:rPr>
+                <w:b w:val="0"/>
+                <w:i w:val="0"/>
+                <w:sz w:val="17"/>
+              </w:rPr>
+              <w:t>Prazo médio de conclusão de processos ≤ 12 dias úteis</w:t>
+            </w:r>
+          </w:p>
+        </w:tc>
+        <w:tc>
+          <w:tcPr>
+            <w:tcW w:type="dxa" w:w="1728"/>
+          </w:tcPr>
+          <w:p>
+            <w:pPr>
+              <w:spacing w:after="20" w:before="20"/>
+            </w:pPr>
+            <w:r/>
+            <w:r>
+              <w:rPr>
+                <w:b w:val="0"/>
+                <w:i w:val="0"/>
+                <w:sz w:val="17"/>
+              </w:rPr>
+              <w:t>20%</w:t>
+            </w:r>
+          </w:p>
+        </w:tc>
+        <w:tc>
+          <w:tcPr>
+            <w:tcW w:type="dxa" w:w="1728"/>
+          </w:tcPr>
+          <w:p>
+            <w:pPr>
+              <w:spacing w:after="20" w:before="20"/>
+            </w:pPr>
+            <w:r/>
+            <w:r>
+              <w:rPr>
+                <w:b w:val="0"/>
+                <w:i w:val="0"/>
+                <w:sz w:val="17"/>
+              </w:rPr>
+              <w:t>→ Eficiência, OOp 4 (prazo de resposta global) — espelho directo</w:t>
+            </w:r>
+          </w:p>
+        </w:tc>
+        <w:tc>
+          <w:tcPr>
+            <w:tcW w:type="dxa" w:w="1728"/>
+          </w:tcPr>
+          <w:p>
+            <w:pPr>
+              <w:spacing w:after="20" w:before="20"/>
+            </w:pPr>
+            <w:r/>
+            <w:r>
+              <w:rPr>
+                <w:b w:val="0"/>
+                <w:i w:val="0"/>
+                <w:sz w:val="17"/>
+              </w:rPr>
+              <w:t>Ficheiro de Processos</w:t>
             </w:r>
           </w:p>
         </w:tc>
@@ -94,21 +351,96 @@
       <w:tr>
         <w:tc>
           <w:tcPr>
-            <w:tcW w:type="dxa" w:w="4320"/>
+            <w:tcW w:type="dxa" w:w="1728"/>
           </w:tcPr>
           <w:p>
+            <w:pPr>
+              <w:spacing w:after="20" w:before="20"/>
+            </w:pPr>
+            <w:r/>
             <w:r>
-              <w:t>Executar o plano de formação da equipa</w:t>
+              <w:rPr>
+                <w:b w:val="0"/>
+                <w:i w:val="0"/>
+                <w:sz w:val="17"/>
+              </w:rPr>
+              <w:t>OD 3. Concluir a digitalização do arquivo corrente</w:t>
             </w:r>
           </w:p>
         </w:tc>
         <w:tc>
           <w:tcPr>
-            <w:tcW w:type="dxa" w:w="4320"/>
+            <w:tcW w:type="dxa" w:w="1728"/>
           </w:tcPr>
           <w:p>
+            <w:pPr>
+              <w:spacing w:after="20" w:before="20"/>
+            </w:pPr>
+            <w:r/>
             <w:r>
-              <w:t>≥ 20 horas de formação por colaborador</w:t>
+              <w:rPr>
+                <w:b w:val="0"/>
+                <w:i w:val="0"/>
+                <w:sz w:val="17"/>
+              </w:rPr>
+              <w:t>100% do arquivo corrente digitalizado e indexado no ano</w:t>
+            </w:r>
+          </w:p>
+        </w:tc>
+        <w:tc>
+          <w:tcPr>
+            <w:tcW w:type="dxa" w:w="1728"/>
+          </w:tcPr>
+          <w:p>
+            <w:pPr>
+              <w:spacing w:after="20" w:before="20"/>
+            </w:pPr>
+            <w:r/>
+            <w:r>
+              <w:rPr>
+                <w:b w:val="0"/>
+                <w:i w:val="0"/>
+                <w:sz w:val="17"/>
+              </w:rPr>
+              <w:t>15%</w:t>
+            </w:r>
+          </w:p>
+        </w:tc>
+        <w:tc>
+          <w:tcPr>
+            <w:tcW w:type="dxa" w:w="1728"/>
+          </w:tcPr>
+          <w:p>
+            <w:pPr>
+              <w:spacing w:after="20" w:before="20"/>
+            </w:pPr>
+            <w:r/>
+            <w:r>
+              <w:rPr>
+                <w:b w:val="0"/>
+                <w:i w:val="0"/>
+                <w:sz w:val="17"/>
+              </w:rPr>
+              <w:t>→ Eficácia, OOp 1 (base da conclusão tempestiva)</w:t>
+            </w:r>
+          </w:p>
+        </w:tc>
+        <w:tc>
+          <w:tcPr>
+            <w:tcW w:type="dxa" w:w="1728"/>
+          </w:tcPr>
+          <w:p>
+            <w:pPr>
+              <w:spacing w:after="20" w:before="20"/>
+            </w:pPr>
+            <w:r/>
+            <w:r>
+              <w:rPr>
+                <w:b w:val="0"/>
+                <w:i w:val="0"/>
+                <w:sz w:val="17"/>
+              </w:rPr>
+              <w:t>Notas de atividade</w:t>
             </w:r>
           </w:p>
         </w:tc>
@@ -116,26 +448,154 @@
       <w:tr>
         <w:tc>
           <w:tcPr>
-            <w:tcW w:type="dxa" w:w="4320"/>
+            <w:tcW w:type="dxa" w:w="1728"/>
           </w:tcPr>
           <w:p>
+            <w:pPr>
+              <w:spacing w:after="20" w:before="20"/>
+            </w:pPr>
+            <w:r/>
             <w:r>
-              <w:t>Melhorar o prazo de resposta do serviço</w:t>
+              <w:rPr>
+                <w:b w:val="0"/>
+                <w:i w:val="0"/>
+                <w:sz w:val="17"/>
+              </w:rPr>
+              <w:t>OD 4. Executar o plano de formação da equipa</w:t>
             </w:r>
           </w:p>
         </w:tc>
         <w:tc>
           <w:tcPr>
-            <w:tcW w:type="dxa" w:w="4320"/>
+            <w:tcW w:type="dxa" w:w="1728"/>
           </w:tcPr>
           <w:p>
+            <w:pPr>
+              <w:spacing w:after="20" w:before="20"/>
+            </w:pPr>
+            <w:r/>
             <w:r>
-              <w:t>Prazo médio de conclusão de processos ≤ 12 dias úteis</w:t>
+              <w:rPr>
+                <w:b w:val="0"/>
+                <w:i w:val="0"/>
+                <w:sz w:val="17"/>
+              </w:rPr>
+              <w:t>≥ 20 horas de formação por colaborador</w:t>
+            </w:r>
+          </w:p>
+        </w:tc>
+        <w:tc>
+          <w:tcPr>
+            <w:tcW w:type="dxa" w:w="1728"/>
+          </w:tcPr>
+          <w:p>
+            <w:pPr>
+              <w:spacing w:after="20" w:before="20"/>
+            </w:pPr>
+            <w:r/>
+            <w:r>
+              <w:rPr>
+                <w:b w:val="0"/>
+                <w:i w:val="0"/>
+                <w:sz w:val="17"/>
+              </w:rPr>
+              <w:t>15%</w:t>
+            </w:r>
+          </w:p>
+        </w:tc>
+        <w:tc>
+          <w:tcPr>
+            <w:tcW w:type="dxa" w:w="1728"/>
+          </w:tcPr>
+          <w:p>
+            <w:pPr>
+              <w:spacing w:after="20" w:before="20"/>
+            </w:pPr>
+            <w:r/>
+            <w:r>
+              <w:rPr>
+                <w:b w:val="0"/>
+                <w:i w:val="0"/>
+                <w:sz w:val="17"/>
+              </w:rPr>
+              <w:t>→ Qualidade, OOp 5 + Competências da equipa</w:t>
+            </w:r>
+          </w:p>
+        </w:tc>
+        <w:tc>
+          <w:tcPr>
+            <w:tcW w:type="dxa" w:w="1728"/>
+          </w:tcPr>
+          <w:p>
+            <w:pPr>
+              <w:spacing w:after="20" w:before="20"/>
+            </w:pPr>
+            <w:r/>
+            <w:r>
+              <w:rPr>
+                <w:b w:val="0"/>
+                <w:i w:val="0"/>
+                <w:sz w:val="17"/>
+              </w:rPr>
+              <w:t>Notas de atividade (registo de formação)</w:t>
             </w:r>
           </w:p>
         </w:tc>
       </w:tr>
     </w:tbl>
+    <w:p>
+      <w:r>
+        <w:rPr>
+          <w:i/>
+        </w:rPr>
+        <w:t>Soma das ponderações dos objetivos: 75%.</w:t>
+      </w:r>
+    </w:p>
+    <w:p>
+      <w:pPr>
+        <w:pStyle w:val="Heading1"/>
+      </w:pPr>
+      <w:r>
+        <w:t>Parâmetro 2 — Competências (ponderação 25%)</w:t>
+      </w:r>
+    </w:p>
+    <w:p>
+      <w:r>
+        <w:t>Avaliação de natureza qualitativa, atribuída pelo superior hierárquico no final do ciclo. Ao contrário dos objetivos, as competências não se apuram a partir dos ficheiros de execução — não há indicador numérico nos Excel que as meça. Competências fixadas:</w:t>
+      </w:r>
+    </w:p>
+    <w:p>
+      <w:pPr>
+        <w:pStyle w:val="ListBullet"/>
+      </w:pPr>
+      <w:r>
+        <w:t>Orientação para resultados — capacidade de concretizar os objetivos do serviço dentro dos prazos.</w:t>
+      </w:r>
+    </w:p>
+    <w:p>
+      <w:pPr>
+        <w:pStyle w:val="ListBullet"/>
+      </w:pPr>
+      <w:r>
+        <w:t>Liderança e gestão da equipa — mobilização e desenvolvimento dos colaboradores, sobretudo em períodos de sobrecarga.</w:t>
+      </w:r>
+    </w:p>
+    <w:p>
+      <w:pPr>
+        <w:pStyle w:val="ListBullet"/>
+      </w:pPr>
+      <w:r>
+        <w:t>Otimização de recursos e inovação — melhoria de processos e adoção de soluções digitais.</w:t>
+      </w:r>
+    </w:p>
+    <w:p>
+      <w:pPr>
+        <w:pStyle w:val="ListBullet"/>
+      </w:pPr>
+      <w:r>
+        <w:t>Orientação para o utente — foco na qualidade e na acessibilidade do atendimento.</w:t>
+      </w:r>
+    </w:p>
     <w:sectPr>
       <w:pgSz w:w="12240" w:h="15840"/>
       <w:pgMar w:top="1440" w:right="1800" w:bottom="1440" w:left="1800" w:header="720" w:footer="720" w:gutter="0"/>
@@ -509,6 +969,10 @@
     <w:name w:val="Normal"/>
     <w:qFormat/>
     <w:rsid w:val="00FC693F"/>
+    <w:rPr>
+      <w:rFonts w:ascii="Calibri" w:hAnsi="Calibri"/>
+      <w:sz w:val="21"/>
+    </w:rPr>
   </w:style>
   <w:style w:type="paragraph" w:styleId="Header">
     <w:name w:val="header"/>
